--- a/docs/05-Enterprise-Implementation-Roadmap-Solution-Architecture.docx
+++ b/docs/05-Enterprise-Implementation-Roadmap-Solution-Architecture.docx
@@ -376,7 +376,7 @@
         <w:spacing w:after="120"/>
       </w:pPr>
       <w:r>
-        <w:t xml:space="preserve">The repository diagnostic-chatbot already proves the core technical pattern:</w:t>
+        <w:t xml:space="preserve">The repository diagnostic-chatbot illustrates one possible technical pattern (not validated for any client):</w:t>
       </w:r>
     </w:p>
     <w:p>
@@ -467,7 +467,7 @@
         <w:spacing w:after="80"/>
       </w:pPr>
       <w:r>
-        <w:t xml:space="preserve">Three appliance products only (wm-001, dw-001, mw-001); no production integrations; no source provenance on graph entities</w:t>
+        <w:t xml:space="preserve">Three synthetic appliance products (wm-001, dw-001, mw-001) in a local demo — not client data; not validated for any enterprise</w:t>
       </w:r>
     </w:p>
     <w:p>
@@ -966,6 +966,2176 @@
       <w:r>
         <w:t xml:space="preserve">Important: covering hundreds of applications with high accuracy is a multi-quarter to multi-year program, not a 16-week outcome. The MVP establishes the operating model; production scale is measured in catalog breadth, integration maturity, and governance — not demo feature count.</w:t>
       </w:r>
+    </w:p>
+    <w:p>
+      <w:pPr>
+        <w:pStyle w:val="Heading2"/>
+      </w:pPr>
+      <w:r>
+        <w:t xml:space="preserve">1.5 Prerequisites</w:t>
+      </w:r>
+    </w:p>
+    <w:tbl>
+      <w:tblPr>
+        <w:tblW w:type="dxa" w:w="9360"/>
+        <w:tblBorders>
+          <w:top w:val="single" w:color="auto" w:sz="4"/>
+          <w:left w:val="single" w:color="auto" w:sz="4"/>
+          <w:bottom w:val="single" w:color="auto" w:sz="4"/>
+          <w:right w:val="single" w:color="auto" w:sz="4"/>
+          <w:insideH w:val="single" w:color="auto" w:sz="4"/>
+          <w:insideV w:val="single" w:color="auto" w:sz="4"/>
+        </w:tblBorders>
+      </w:tblPr>
+      <w:tblGrid>
+        <w:gridCol w:w="2800"/>
+        <w:gridCol w:w="1600"/>
+        <w:gridCol w:w="2000"/>
+        <w:gridCol w:w="2960"/>
+      </w:tblGrid>
+      <w:tr>
+        <w:tc>
+          <w:tcPr>
+            <w:tcW w:type="dxa" w:w="2800"/>
+            <w:tcBorders>
+              <w:top w:val="single" w:color="CCCCCC" w:sz="1"/>
+              <w:left w:val="single" w:color="CCCCCC" w:sz="1"/>
+              <w:bottom w:val="single" w:color="CCCCCC" w:sz="1"/>
+              <w:right w:val="single" w:color="CCCCCC" w:sz="1"/>
+            </w:tcBorders>
+            <w:shd w:fill="1F4E79" w:val="clear"/>
+            <w:tcMar>
+              <w:top w:type="dxa" w:w="80"/>
+              <w:left w:type="dxa" w:w="120"/>
+              <w:bottom w:type="dxa" w:w="80"/>
+              <w:right w:type="dxa" w:w="120"/>
+            </w:tcMar>
+          </w:tcPr>
+          <w:p>
+            <w:r>
+              <w:rPr>
+                <w:b/>
+                <w:bCs/>
+                <w:color w:val="FFFFFF"/>
+              </w:rPr>
+              <w:t xml:space="preserve">Prerequisite</w:t>
+            </w:r>
+          </w:p>
+        </w:tc>
+        <w:tc>
+          <w:tcPr>
+            <w:tcW w:type="dxa" w:w="1600"/>
+            <w:tcBorders>
+              <w:top w:val="single" w:color="CCCCCC" w:sz="1"/>
+              <w:left w:val="single" w:color="CCCCCC" w:sz="1"/>
+              <w:bottom w:val="single" w:color="CCCCCC" w:sz="1"/>
+              <w:right w:val="single" w:color="CCCCCC" w:sz="1"/>
+            </w:tcBorders>
+            <w:shd w:fill="1F4E79" w:val="clear"/>
+            <w:tcMar>
+              <w:top w:type="dxa" w:w="80"/>
+              <w:left w:type="dxa" w:w="120"/>
+              <w:bottom w:type="dxa" w:w="80"/>
+              <w:right w:type="dxa" w:w="120"/>
+            </w:tcMar>
+          </w:tcPr>
+          <w:p>
+            <w:r>
+              <w:rPr>
+                <w:b/>
+                <w:bCs/>
+                <w:color w:val="FFFFFF"/>
+              </w:rPr>
+              <w:t xml:space="preserve">POC</w:t>
+            </w:r>
+          </w:p>
+        </w:tc>
+        <w:tc>
+          <w:tcPr>
+            <w:tcW w:type="dxa" w:w="2000"/>
+            <w:tcBorders>
+              <w:top w:val="single" w:color="CCCCCC" w:sz="1"/>
+              <w:left w:val="single" w:color="CCCCCC" w:sz="1"/>
+              <w:bottom w:val="single" w:color="CCCCCC" w:sz="1"/>
+              <w:right w:val="single" w:color="CCCCCC" w:sz="1"/>
+            </w:tcBorders>
+            <w:shd w:fill="1F4E79" w:val="clear"/>
+            <w:tcMar>
+              <w:top w:type="dxa" w:w="80"/>
+              <w:left w:type="dxa" w:w="120"/>
+              <w:bottom w:type="dxa" w:w="80"/>
+              <w:right w:type="dxa" w:w="120"/>
+            </w:tcMar>
+          </w:tcPr>
+          <w:p>
+            <w:r>
+              <w:rPr>
+                <w:b/>
+                <w:bCs/>
+                <w:color w:val="FFFFFF"/>
+              </w:rPr>
+              <w:t xml:space="preserve">MVP</w:t>
+            </w:r>
+          </w:p>
+        </w:tc>
+        <w:tc>
+          <w:tcPr>
+            <w:tcW w:type="dxa" w:w="2960"/>
+            <w:tcBorders>
+              <w:top w:val="single" w:color="CCCCCC" w:sz="1"/>
+              <w:left w:val="single" w:color="CCCCCC" w:sz="1"/>
+              <w:bottom w:val="single" w:color="CCCCCC" w:sz="1"/>
+              <w:right w:val="single" w:color="CCCCCC" w:sz="1"/>
+            </w:tcBorders>
+            <w:shd w:fill="1F4E79" w:val="clear"/>
+            <w:tcMar>
+              <w:top w:type="dxa" w:w="80"/>
+              <w:left w:type="dxa" w:w="120"/>
+              <w:bottom w:type="dxa" w:w="80"/>
+              <w:right w:type="dxa" w:w="120"/>
+            </w:tcMar>
+          </w:tcPr>
+          <w:p>
+            <w:r>
+              <w:rPr>
+                <w:b/>
+                <w:bCs/>
+                <w:color w:val="FFFFFF"/>
+              </w:rPr>
+              <w:t xml:space="preserve">Production</w:t>
+            </w:r>
+          </w:p>
+        </w:tc>
+      </w:tr>
+      <w:tr>
+        <w:tc>
+          <w:tcPr>
+            <w:tcW w:type="dxa" w:w="2800"/>
+            <w:tcBorders>
+              <w:top w:val="single" w:color="CCCCCC" w:sz="1"/>
+              <w:left w:val="single" w:color="CCCCCC" w:sz="1"/>
+              <w:bottom w:val="single" w:color="CCCCCC" w:sz="1"/>
+              <w:right w:val="single" w:color="CCCCCC" w:sz="1"/>
+            </w:tcBorders>
+            <w:tcMar>
+              <w:top w:type="dxa" w:w="80"/>
+              <w:left w:type="dxa" w:w="120"/>
+              <w:bottom w:type="dxa" w:w="80"/>
+              <w:right w:type="dxa" w:w="120"/>
+            </w:tcMar>
+          </w:tcPr>
+          <w:p>
+            <w:r>
+              <w:t xml:space="preserve">Executive sponsor + budget</w:t>
+            </w:r>
+          </w:p>
+        </w:tc>
+        <w:tc>
+          <w:tcPr>
+            <w:tcW w:type="dxa" w:w="1600"/>
+            <w:tcBorders>
+              <w:top w:val="single" w:color="CCCCCC" w:sz="1"/>
+              <w:left w:val="single" w:color="CCCCCC" w:sz="1"/>
+              <w:bottom w:val="single" w:color="CCCCCC" w:sz="1"/>
+              <w:right w:val="single" w:color="CCCCCC" w:sz="1"/>
+            </w:tcBorders>
+            <w:tcMar>
+              <w:top w:type="dxa" w:w="80"/>
+              <w:left w:type="dxa" w:w="120"/>
+              <w:bottom w:type="dxa" w:w="80"/>
+              <w:right w:type="dxa" w:w="120"/>
+            </w:tcMar>
+          </w:tcPr>
+          <w:p>
+            <w:r>
+              <w:t xml:space="preserve">Required</w:t>
+            </w:r>
+          </w:p>
+        </w:tc>
+        <w:tc>
+          <w:tcPr>
+            <w:tcW w:type="dxa" w:w="2000"/>
+            <w:tcBorders>
+              <w:top w:val="single" w:color="CCCCCC" w:sz="1"/>
+              <w:left w:val="single" w:color="CCCCCC" w:sz="1"/>
+              <w:bottom w:val="single" w:color="CCCCCC" w:sz="1"/>
+              <w:right w:val="single" w:color="CCCCCC" w:sz="1"/>
+            </w:tcBorders>
+            <w:tcMar>
+              <w:top w:type="dxa" w:w="80"/>
+              <w:left w:type="dxa" w:w="120"/>
+              <w:bottom w:type="dxa" w:w="80"/>
+              <w:right w:type="dxa" w:w="120"/>
+            </w:tcMar>
+          </w:tcPr>
+          <w:p>
+            <w:r>
+              <w:t xml:space="preserve">Required</w:t>
+            </w:r>
+          </w:p>
+        </w:tc>
+        <w:tc>
+          <w:tcPr>
+            <w:tcW w:type="dxa" w:w="2960"/>
+            <w:tcBorders>
+              <w:top w:val="single" w:color="CCCCCC" w:sz="1"/>
+              <w:left w:val="single" w:color="CCCCCC" w:sz="1"/>
+              <w:bottom w:val="single" w:color="CCCCCC" w:sz="1"/>
+              <w:right w:val="single" w:color="CCCCCC" w:sz="1"/>
+            </w:tcBorders>
+            <w:tcMar>
+              <w:top w:type="dxa" w:w="80"/>
+              <w:left w:type="dxa" w:w="120"/>
+              <w:bottom w:type="dxa" w:w="80"/>
+              <w:right w:type="dxa" w:w="120"/>
+            </w:tcMar>
+          </w:tcPr>
+          <w:p>
+            <w:r>
+              <w:t xml:space="preserve">Required</w:t>
+            </w:r>
+          </w:p>
+        </w:tc>
+      </w:tr>
+      <w:tr>
+        <w:tc>
+          <w:tcPr>
+            <w:tcW w:type="dxa" w:w="2800"/>
+            <w:tcBorders>
+              <w:top w:val="single" w:color="CCCCCC" w:sz="1"/>
+              <w:left w:val="single" w:color="CCCCCC" w:sz="1"/>
+              <w:bottom w:val="single" w:color="CCCCCC" w:sz="1"/>
+              <w:right w:val="single" w:color="CCCCCC" w:sz="1"/>
+            </w:tcBorders>
+            <w:tcMar>
+              <w:top w:type="dxa" w:w="80"/>
+              <w:left w:type="dxa" w:w="120"/>
+              <w:bottom w:type="dxa" w:w="80"/>
+              <w:right w:type="dxa" w:w="120"/>
+            </w:tcMar>
+          </w:tcPr>
+          <w:p>
+            <w:r>
+              <w:t xml:space="preserve">CRM sandbox / API access</w:t>
+            </w:r>
+          </w:p>
+        </w:tc>
+        <w:tc>
+          <w:tcPr>
+            <w:tcW w:type="dxa" w:w="1600"/>
+            <w:tcBorders>
+              <w:top w:val="single" w:color="CCCCCC" w:sz="1"/>
+              <w:left w:val="single" w:color="CCCCCC" w:sz="1"/>
+              <w:bottom w:val="single" w:color="CCCCCC" w:sz="1"/>
+              <w:right w:val="single" w:color="CCCCCC" w:sz="1"/>
+            </w:tcBorders>
+            <w:tcMar>
+              <w:top w:type="dxa" w:w="80"/>
+              <w:left w:type="dxa" w:w="120"/>
+              <w:bottom w:type="dxa" w:w="80"/>
+              <w:right w:type="dxa" w:w="120"/>
+            </w:tcMar>
+          </w:tcPr>
+          <w:p>
+            <w:r>
+              <w:t xml:space="preserve">Read access</w:t>
+            </w:r>
+          </w:p>
+        </w:tc>
+        <w:tc>
+          <w:tcPr>
+            <w:tcW w:type="dxa" w:w="2000"/>
+            <w:tcBorders>
+              <w:top w:val="single" w:color="CCCCCC" w:sz="1"/>
+              <w:left w:val="single" w:color="CCCCCC" w:sz="1"/>
+              <w:bottom w:val="single" w:color="CCCCCC" w:sz="1"/>
+              <w:right w:val="single" w:color="CCCCCC" w:sz="1"/>
+            </w:tcBorders>
+            <w:tcMar>
+              <w:top w:type="dxa" w:w="80"/>
+              <w:left w:type="dxa" w:w="120"/>
+              <w:bottom w:type="dxa" w:w="80"/>
+              <w:right w:type="dxa" w:w="120"/>
+            </w:tcMar>
+          </w:tcPr>
+          <w:p>
+            <w:r>
+              <w:t xml:space="preserve">Read + case write</w:t>
+            </w:r>
+          </w:p>
+        </w:tc>
+        <w:tc>
+          <w:tcPr>
+            <w:tcW w:type="dxa" w:w="2960"/>
+            <w:tcBorders>
+              <w:top w:val="single" w:color="CCCCCC" w:sz="1"/>
+              <w:left w:val="single" w:color="CCCCCC" w:sz="1"/>
+              <w:bottom w:val="single" w:color="CCCCCC" w:sz="1"/>
+              <w:right w:val="single" w:color="CCCCCC" w:sz="1"/>
+            </w:tcBorders>
+            <w:tcMar>
+              <w:top w:type="dxa" w:w="80"/>
+              <w:left w:type="dxa" w:w="120"/>
+              <w:bottom w:type="dxa" w:w="80"/>
+              <w:right w:type="dxa" w:w="120"/>
+            </w:tcMar>
+          </w:tcPr>
+          <w:p>
+            <w:r>
+              <w:t xml:space="preserve">Full bidirectional</w:t>
+            </w:r>
+          </w:p>
+        </w:tc>
+      </w:tr>
+      <w:tr>
+        <w:tc>
+          <w:tcPr>
+            <w:tcW w:type="dxa" w:w="2800"/>
+            <w:tcBorders>
+              <w:top w:val="single" w:color="CCCCCC" w:sz="1"/>
+              <w:left w:val="single" w:color="CCCCCC" w:sz="1"/>
+              <w:bottom w:val="single" w:color="CCCCCC" w:sz="1"/>
+              <w:right w:val="single" w:color="CCCCCC" w:sz="1"/>
+            </w:tcBorders>
+            <w:tcMar>
+              <w:top w:type="dxa" w:w="80"/>
+              <w:left w:type="dxa" w:w="120"/>
+              <w:bottom w:type="dxa" w:w="80"/>
+              <w:right w:type="dxa" w:w="120"/>
+            </w:tcMar>
+          </w:tcPr>
+          <w:p>
+            <w:r>
+              <w:t xml:space="preserve">Service engineering SME time</w:t>
+            </w:r>
+          </w:p>
+        </w:tc>
+        <w:tc>
+          <w:tcPr>
+            <w:tcW w:type="dxa" w:w="1600"/>
+            <w:tcBorders>
+              <w:top w:val="single" w:color="CCCCCC" w:sz="1"/>
+              <w:left w:val="single" w:color="CCCCCC" w:sz="1"/>
+              <w:bottom w:val="single" w:color="CCCCCC" w:sz="1"/>
+              <w:right w:val="single" w:color="CCCCCC" w:sz="1"/>
+            </w:tcBorders>
+            <w:tcMar>
+              <w:top w:type="dxa" w:w="80"/>
+              <w:left w:type="dxa" w:w="120"/>
+              <w:bottom w:type="dxa" w:w="80"/>
+              <w:right w:type="dxa" w:w="120"/>
+            </w:tcMar>
+          </w:tcPr>
+          <w:p>
+            <w:r>
+              <w:t xml:space="preserve">4–8 hrs/week</w:t>
+            </w:r>
+          </w:p>
+        </w:tc>
+        <w:tc>
+          <w:tcPr>
+            <w:tcW w:type="dxa" w:w="2000"/>
+            <w:tcBorders>
+              <w:top w:val="single" w:color="CCCCCC" w:sz="1"/>
+              <w:left w:val="single" w:color="CCCCCC" w:sz="1"/>
+              <w:bottom w:val="single" w:color="CCCCCC" w:sz="1"/>
+              <w:right w:val="single" w:color="CCCCCC" w:sz="1"/>
+            </w:tcBorders>
+            <w:tcMar>
+              <w:top w:type="dxa" w:w="80"/>
+              <w:left w:type="dxa" w:w="120"/>
+              <w:bottom w:type="dxa" w:w="80"/>
+              <w:right w:type="dxa" w:w="120"/>
+            </w:tcMar>
+          </w:tcPr>
+          <w:p>
+            <w:r>
+              <w:t xml:space="preserve">8–12 hrs/week</w:t>
+            </w:r>
+          </w:p>
+        </w:tc>
+        <w:tc>
+          <w:tcPr>
+            <w:tcW w:type="dxa" w:w="2960"/>
+            <w:tcBorders>
+              <w:top w:val="single" w:color="CCCCCC" w:sz="1"/>
+              <w:left w:val="single" w:color="CCCCCC" w:sz="1"/>
+              <w:bottom w:val="single" w:color="CCCCCC" w:sz="1"/>
+              <w:right w:val="single" w:color="CCCCCC" w:sz="1"/>
+            </w:tcBorders>
+            <w:tcMar>
+              <w:top w:type="dxa" w:w="80"/>
+              <w:left w:type="dxa" w:w="120"/>
+              <w:bottom w:type="dxa" w:w="80"/>
+              <w:right w:type="dxa" w:w="120"/>
+            </w:tcMar>
+          </w:tcPr>
+          <w:p>
+            <w:r>
+              <w:t xml:space="preserve">Standing approval pool</w:t>
+            </w:r>
+          </w:p>
+        </w:tc>
+      </w:tr>
+      <w:tr>
+        <w:tc>
+          <w:tcPr>
+            <w:tcW w:type="dxa" w:w="2800"/>
+            <w:tcBorders>
+              <w:top w:val="single" w:color="CCCCCC" w:sz="1"/>
+              <w:left w:val="single" w:color="CCCCCC" w:sz="1"/>
+              <w:bottom w:val="single" w:color="CCCCCC" w:sz="1"/>
+              <w:right w:val="single" w:color="CCCCCC" w:sz="1"/>
+            </w:tcBorders>
+            <w:tcMar>
+              <w:top w:type="dxa" w:w="80"/>
+              <w:left w:type="dxa" w:w="120"/>
+              <w:bottom w:type="dxa" w:w="80"/>
+              <w:right w:type="dxa" w:w="120"/>
+            </w:tcMar>
+          </w:tcPr>
+          <w:p>
+            <w:r>
+              <w:t xml:space="preserve">Neo4j environment</w:t>
+            </w:r>
+          </w:p>
+        </w:tc>
+        <w:tc>
+          <w:tcPr>
+            <w:tcW w:type="dxa" w:w="1600"/>
+            <w:tcBorders>
+              <w:top w:val="single" w:color="CCCCCC" w:sz="1"/>
+              <w:left w:val="single" w:color="CCCCCC" w:sz="1"/>
+              <w:bottom w:val="single" w:color="CCCCCC" w:sz="1"/>
+              <w:right w:val="single" w:color="CCCCCC" w:sz="1"/>
+            </w:tcBorders>
+            <w:tcMar>
+              <w:top w:type="dxa" w:w="80"/>
+              <w:left w:type="dxa" w:w="120"/>
+              <w:bottom w:type="dxa" w:w="80"/>
+              <w:right w:type="dxa" w:w="120"/>
+            </w:tcMar>
+          </w:tcPr>
+          <w:p>
+            <w:r>
+              <w:t xml:space="preserve">Docker staging</w:t>
+            </w:r>
+          </w:p>
+        </w:tc>
+        <w:tc>
+          <w:tcPr>
+            <w:tcW w:type="dxa" w:w="2000"/>
+            <w:tcBorders>
+              <w:top w:val="single" w:color="CCCCCC" w:sz="1"/>
+              <w:left w:val="single" w:color="CCCCCC" w:sz="1"/>
+              <w:bottom w:val="single" w:color="CCCCCC" w:sz="1"/>
+              <w:right w:val="single" w:color="CCCCCC" w:sz="1"/>
+            </w:tcBorders>
+            <w:tcMar>
+              <w:top w:type="dxa" w:w="80"/>
+              <w:left w:type="dxa" w:w="120"/>
+              <w:bottom w:type="dxa" w:w="80"/>
+              <w:right w:type="dxa" w:w="120"/>
+            </w:tcMar>
+          </w:tcPr>
+          <w:p>
+            <w:r>
+              <w:t xml:space="preserve">Aura Professional</w:t>
+            </w:r>
+          </w:p>
+        </w:tc>
+        <w:tc>
+          <w:tcPr>
+            <w:tcW w:type="dxa" w:w="2960"/>
+            <w:tcBorders>
+              <w:top w:val="single" w:color="CCCCCC" w:sz="1"/>
+              <w:left w:val="single" w:color="CCCCCC" w:sz="1"/>
+              <w:bottom w:val="single" w:color="CCCCCC" w:sz="1"/>
+              <w:right w:val="single" w:color="CCCCCC" w:sz="1"/>
+            </w:tcBorders>
+            <w:tcMar>
+              <w:top w:type="dxa" w:w="80"/>
+              <w:left w:type="dxa" w:w="120"/>
+              <w:bottom w:type="dxa" w:w="80"/>
+              <w:right w:type="dxa" w:w="120"/>
+            </w:tcMar>
+          </w:tcPr>
+          <w:p>
+            <w:r>
+              <w:t xml:space="preserve">Aura Enterprise / cluster</w:t>
+            </w:r>
+          </w:p>
+        </w:tc>
+      </w:tr>
+      <w:tr>
+        <w:tc>
+          <w:tcPr>
+            <w:tcW w:type="dxa" w:w="2800"/>
+            <w:tcBorders>
+              <w:top w:val="single" w:color="CCCCCC" w:sz="1"/>
+              <w:left w:val="single" w:color="CCCCCC" w:sz="1"/>
+              <w:bottom w:val="single" w:color="CCCCCC" w:sz="1"/>
+              <w:right w:val="single" w:color="CCCCCC" w:sz="1"/>
+            </w:tcBorders>
+            <w:tcMar>
+              <w:top w:type="dxa" w:w="80"/>
+              <w:left w:type="dxa" w:w="120"/>
+              <w:bottom w:type="dxa" w:w="80"/>
+              <w:right w:type="dxa" w:w="120"/>
+            </w:tcMar>
+          </w:tcPr>
+          <w:p>
+            <w:r>
+              <w:t xml:space="preserve">Demonstration codebase</w:t>
+            </w:r>
+          </w:p>
+        </w:tc>
+        <w:tc>
+          <w:tcPr>
+            <w:tcW w:type="dxa" w:w="1600"/>
+            <w:tcBorders>
+              <w:top w:val="single" w:color="CCCCCC" w:sz="1"/>
+              <w:left w:val="single" w:color="CCCCCC" w:sz="1"/>
+              <w:bottom w:val="single" w:color="CCCCCC" w:sz="1"/>
+              <w:right w:val="single" w:color="CCCCCC" w:sz="1"/>
+            </w:tcBorders>
+            <w:tcMar>
+              <w:top w:type="dxa" w:w="80"/>
+              <w:left w:type="dxa" w:w="120"/>
+              <w:bottom w:type="dxa" w:w="80"/>
+              <w:right w:type="dxa" w:w="120"/>
+            </w:tcMar>
+          </w:tcPr>
+          <w:p>
+            <w:r>
+              <w:t xml:space="preserve">This repository</w:t>
+            </w:r>
+          </w:p>
+        </w:tc>
+        <w:tc>
+          <w:tcPr>
+            <w:tcW w:type="dxa" w:w="2000"/>
+            <w:tcBorders>
+              <w:top w:val="single" w:color="CCCCCC" w:sz="1"/>
+              <w:left w:val="single" w:color="CCCCCC" w:sz="1"/>
+              <w:bottom w:val="single" w:color="CCCCCC" w:sz="1"/>
+              <w:right w:val="single" w:color="CCCCCC" w:sz="1"/>
+            </w:tcBorders>
+            <w:tcMar>
+              <w:top w:type="dxa" w:w="80"/>
+              <w:left w:type="dxa" w:w="120"/>
+              <w:bottom w:type="dxa" w:w="80"/>
+              <w:right w:type="dxa" w:w="120"/>
+            </w:tcMar>
+          </w:tcPr>
+          <w:p>
+            <w:r>
+              <w:t xml:space="preserve">Fork + harden</w:t>
+            </w:r>
+          </w:p>
+        </w:tc>
+        <w:tc>
+          <w:tcPr>
+            <w:tcW w:type="dxa" w:w="2960"/>
+            <w:tcBorders>
+              <w:top w:val="single" w:color="CCCCCC" w:sz="1"/>
+              <w:left w:val="single" w:color="CCCCCC" w:sz="1"/>
+              <w:bottom w:val="single" w:color="CCCCCC" w:sz="1"/>
+              <w:right w:val="single" w:color="CCCCCC" w:sz="1"/>
+            </w:tcBorders>
+            <w:tcMar>
+              <w:top w:type="dxa" w:w="80"/>
+              <w:left w:type="dxa" w:w="120"/>
+              <w:bottom w:type="dxa" w:w="80"/>
+              <w:right w:type="dxa" w:w="120"/>
+            </w:tcMar>
+          </w:tcPr>
+          <w:p>
+            <w:r>
+              <w:t xml:space="preserve">Managed CI/CD deployment</w:t>
+            </w:r>
+          </w:p>
+        </w:tc>
+      </w:tr>
+      <w:tr>
+        <w:tc>
+          <w:tcPr>
+            <w:tcW w:type="dxa" w:w="2800"/>
+            <w:tcBorders>
+              <w:top w:val="single" w:color="CCCCCC" w:sz="1"/>
+              <w:left w:val="single" w:color="CCCCCC" w:sz="1"/>
+              <w:bottom w:val="single" w:color="CCCCCC" w:sz="1"/>
+              <w:right w:val="single" w:color="CCCCCC" w:sz="1"/>
+            </w:tcBorders>
+            <w:tcMar>
+              <w:top w:type="dxa" w:w="80"/>
+              <w:left w:type="dxa" w:w="120"/>
+              <w:bottom w:type="dxa" w:w="80"/>
+              <w:right w:type="dxa" w:w="120"/>
+            </w:tcMar>
+          </w:tcPr>
+          <w:p>
+            <w:r>
+              <w:t xml:space="preserve">Contact center pilot agreement</w:t>
+            </w:r>
+          </w:p>
+        </w:tc>
+        <w:tc>
+          <w:tcPr>
+            <w:tcW w:type="dxa" w:w="1600"/>
+            <w:tcBorders>
+              <w:top w:val="single" w:color="CCCCCC" w:sz="1"/>
+              <w:left w:val="single" w:color="CCCCCC" w:sz="1"/>
+              <w:bottom w:val="single" w:color="CCCCCC" w:sz="1"/>
+              <w:right w:val="single" w:color="CCCCCC" w:sz="1"/>
+            </w:tcBorders>
+            <w:tcMar>
+              <w:top w:type="dxa" w:w="80"/>
+              <w:left w:type="dxa" w:w="120"/>
+              <w:bottom w:type="dxa" w:w="80"/>
+              <w:right w:type="dxa" w:w="120"/>
+            </w:tcMar>
+          </w:tcPr>
+          <w:p>
+            <w:r>
+              <w:t xml:space="preserve">Optional</w:t>
+            </w:r>
+          </w:p>
+        </w:tc>
+        <w:tc>
+          <w:tcPr>
+            <w:tcW w:type="dxa" w:w="2000"/>
+            <w:tcBorders>
+              <w:top w:val="single" w:color="CCCCCC" w:sz="1"/>
+              <w:left w:val="single" w:color="CCCCCC" w:sz="1"/>
+              <w:bottom w:val="single" w:color="CCCCCC" w:sz="1"/>
+              <w:right w:val="single" w:color="CCCCCC" w:sz="1"/>
+            </w:tcBorders>
+            <w:tcMar>
+              <w:top w:type="dxa" w:w="80"/>
+              <w:left w:type="dxa" w:w="120"/>
+              <w:bottom w:type="dxa" w:w="80"/>
+              <w:right w:type="dxa" w:w="120"/>
+            </w:tcMar>
+          </w:tcPr>
+          <w:p>
+            <w:r>
+              <w:t xml:space="preserve">Required</w:t>
+            </w:r>
+          </w:p>
+        </w:tc>
+        <w:tc>
+          <w:tcPr>
+            <w:tcW w:type="dxa" w:w="2960"/>
+            <w:tcBorders>
+              <w:top w:val="single" w:color="CCCCCC" w:sz="1"/>
+              <w:left w:val="single" w:color="CCCCCC" w:sz="1"/>
+              <w:bottom w:val="single" w:color="CCCCCC" w:sz="1"/>
+              <w:right w:val="single" w:color="CCCCCC" w:sz="1"/>
+            </w:tcBorders>
+            <w:tcMar>
+              <w:top w:type="dxa" w:w="80"/>
+              <w:left w:type="dxa" w:w="120"/>
+              <w:bottom w:type="dxa" w:w="80"/>
+              <w:right w:type="dxa" w:w="120"/>
+            </w:tcMar>
+          </w:tcPr>
+          <w:p>
+            <w:r>
+              <w:t xml:space="preserve">Required</w:t>
+            </w:r>
+          </w:p>
+        </w:tc>
+      </w:tr>
+      <w:tr>
+        <w:tc>
+          <w:tcPr>
+            <w:tcW w:type="dxa" w:w="2800"/>
+            <w:tcBorders>
+              <w:top w:val="single" w:color="CCCCCC" w:sz="1"/>
+              <w:left w:val="single" w:color="CCCCCC" w:sz="1"/>
+              <w:bottom w:val="single" w:color="CCCCCC" w:sz="1"/>
+              <w:right w:val="single" w:color="CCCCCC" w:sz="1"/>
+            </w:tcBorders>
+            <w:tcMar>
+              <w:top w:type="dxa" w:w="80"/>
+              <w:left w:type="dxa" w:w="120"/>
+              <w:bottom w:type="dxa" w:w="80"/>
+              <w:right w:type="dxa" w:w="120"/>
+            </w:tcMar>
+          </w:tcPr>
+          <w:p>
+            <w:r>
+              <w:t xml:space="preserve">Security / IAM review slot</w:t>
+            </w:r>
+          </w:p>
+        </w:tc>
+        <w:tc>
+          <w:tcPr>
+            <w:tcW w:type="dxa" w:w="1600"/>
+            <w:tcBorders>
+              <w:top w:val="single" w:color="CCCCCC" w:sz="1"/>
+              <w:left w:val="single" w:color="CCCCCC" w:sz="1"/>
+              <w:bottom w:val="single" w:color="CCCCCC" w:sz="1"/>
+              <w:right w:val="single" w:color="CCCCCC" w:sz="1"/>
+            </w:tcBorders>
+            <w:tcMar>
+              <w:top w:type="dxa" w:w="80"/>
+              <w:left w:type="dxa" w:w="120"/>
+              <w:bottom w:type="dxa" w:w="80"/>
+              <w:right w:type="dxa" w:w="120"/>
+            </w:tcMar>
+          </w:tcPr>
+          <w:p>
+            <w:r>
+              <w:t xml:space="preserve">Deferred</w:t>
+            </w:r>
+          </w:p>
+        </w:tc>
+        <w:tc>
+          <w:tcPr>
+            <w:tcW w:type="dxa" w:w="2000"/>
+            <w:tcBorders>
+              <w:top w:val="single" w:color="CCCCCC" w:sz="1"/>
+              <w:left w:val="single" w:color="CCCCCC" w:sz="1"/>
+              <w:bottom w:val="single" w:color="CCCCCC" w:sz="1"/>
+              <w:right w:val="single" w:color="CCCCCC" w:sz="1"/>
+            </w:tcBorders>
+            <w:tcMar>
+              <w:top w:type="dxa" w:w="80"/>
+              <w:left w:type="dxa" w:w="120"/>
+              <w:bottom w:type="dxa" w:w="80"/>
+              <w:right w:type="dxa" w:w="120"/>
+            </w:tcMar>
+          </w:tcPr>
+          <w:p>
+            <w:r>
+              <w:t xml:space="preserve">SSO integration</w:t>
+            </w:r>
+          </w:p>
+        </w:tc>
+        <w:tc>
+          <w:tcPr>
+            <w:tcW w:type="dxa" w:w="2960"/>
+            <w:tcBorders>
+              <w:top w:val="single" w:color="CCCCCC" w:sz="1"/>
+              <w:left w:val="single" w:color="CCCCCC" w:sz="1"/>
+              <w:bottom w:val="single" w:color="CCCCCC" w:sz="1"/>
+              <w:right w:val="single" w:color="CCCCCC" w:sz="1"/>
+            </w:tcBorders>
+            <w:tcMar>
+              <w:top w:type="dxa" w:w="80"/>
+              <w:left w:type="dxa" w:w="120"/>
+              <w:bottom w:type="dxa" w:w="80"/>
+              <w:right w:type="dxa" w:w="120"/>
+            </w:tcMar>
+          </w:tcPr>
+          <w:p>
+            <w:r>
+              <w:t xml:space="preserve">Pen test + SOC2 alignment</w:t>
+            </w:r>
+          </w:p>
+        </w:tc>
+      </w:tr>
+    </w:tbl>
+    <w:p>
+      <w:pPr>
+        <w:spacing w:after="200"/>
+      </w:pPr>
+    </w:p>
+    <w:p>
+      <w:pPr>
+        <w:pStyle w:val="Heading2"/>
+      </w:pPr>
+      <w:r>
+        <w:t xml:space="preserve">1.6 Program Assumptions</w:t>
+      </w:r>
+    </w:p>
+    <w:p>
+      <w:pPr>
+        <w:pStyle w:val="ListParagraph"/>
+        <w:numPr>
+          <w:ilvl w:val="0"/>
+          <w:numId w:val="2"/>
+        </w:numPr>
+        <w:spacing w:after="80"/>
+      </w:pPr>
+      <w:r>
+        <w:t xml:space="preserve">Organization has existing CRM, claims, PIM/PLM, and FSM systems — not greenfield</w:t>
+      </w:r>
+    </w:p>
+    <w:p>
+      <w:pPr>
+        <w:pStyle w:val="ListParagraph"/>
+        <w:numPr>
+          <w:ilvl w:val="0"/>
+          <w:numId w:val="2"/>
+        </w:numPr>
+        <w:spacing w:after="80"/>
+      </w:pPr>
+      <w:r>
+        <w:t xml:space="preserve">Graph-backed diagnosis remains the source of truth; LLM is formatting/UX augmentation only</w:t>
+      </w:r>
+    </w:p>
+    <w:p>
+      <w:pPr>
+        <w:pStyle w:val="ListParagraph"/>
+        <w:numPr>
+          <w:ilvl w:val="0"/>
+          <w:numId w:val="2"/>
+        </w:numPr>
+        <w:spacing w:after="80"/>
+      </w:pPr>
+      <w:r>
+        <w:t xml:space="preserve">SME approval is mandatory for safety-related failure modes and diagnostic steps</w:t>
+      </w:r>
+    </w:p>
+    <w:p>
+      <w:pPr>
+        <w:pStyle w:val="ListParagraph"/>
+        <w:numPr>
+          <w:ilvl w:val="0"/>
+          <w:numId w:val="2"/>
+        </w:numPr>
+        <w:spacing w:after="80"/>
+      </w:pPr>
+      <w:r>
+        <w:t xml:space="preserve">POC uses 2 product families; MVP expands to 10–15; production targets 100+ over 12–24 months</w:t>
+      </w:r>
+    </w:p>
+    <w:p>
+      <w:pPr>
+        <w:pStyle w:val="ListParagraph"/>
+        <w:numPr>
+          <w:ilvl w:val="0"/>
+          <w:numId w:val="2"/>
+        </w:numPr>
+        <w:spacing w:after="80"/>
+      </w:pPr>
+      <w:r>
+        <w:t xml:space="preserve">Integration APIs are available in sandbox within 2 weeks of program start (or fixtures bridge the gap)</w:t>
+      </w:r>
+    </w:p>
+    <w:p>
+      <w:pPr>
+        <w:pStyle w:val="ListParagraph"/>
+        <w:numPr>
+          <w:ilvl w:val="0"/>
+          <w:numId w:val="2"/>
+        </w:numPr>
+        <w:spacing w:after="80"/>
+      </w:pPr>
+      <w:r>
+        <w:t xml:space="preserve">Contact center will adopt escalation dossiers only if provenance is complete and override rate is acceptable</w:t>
+      </w:r>
+    </w:p>
+    <w:p>
+      <w:pPr>
+        <w:pStyle w:val="ListParagraph"/>
+        <w:numPr>
+          <w:ilvl w:val="0"/>
+          <w:numId w:val="2"/>
+        </w:numPr>
+        <w:spacing w:after="80"/>
+      </w:pPr>
+      <w:r>
+        <w:t xml:space="preserve">Decisions on ontology and source precedence are made within 3 business days during POC</w:t>
+      </w:r>
+    </w:p>
+    <w:p>
+      <w:pPr>
+        <w:pStyle w:val="Heading2"/>
+      </w:pPr>
+      <w:r>
+        <w:t xml:space="preserve">1.7 Dependencies</w:t>
+      </w:r>
+    </w:p>
+    <w:tbl>
+      <w:tblPr>
+        <w:tblW w:type="dxa" w:w="9360"/>
+        <w:tblBorders>
+          <w:top w:val="single" w:color="auto" w:sz="4"/>
+          <w:left w:val="single" w:color="auto" w:sz="4"/>
+          <w:bottom w:val="single" w:color="auto" w:sz="4"/>
+          <w:right w:val="single" w:color="auto" w:sz="4"/>
+          <w:insideH w:val="single" w:color="auto" w:sz="4"/>
+          <w:insideV w:val="single" w:color="auto" w:sz="4"/>
+        </w:tblBorders>
+      </w:tblPr>
+      <w:tblGrid>
+        <w:gridCol w:w="2000"/>
+        <w:gridCol w:w="1400"/>
+        <w:gridCol w:w="1800"/>
+        <w:gridCol w:w="2000"/>
+        <w:gridCol w:w="2160"/>
+      </w:tblGrid>
+      <w:tr>
+        <w:tc>
+          <w:tcPr>
+            <w:tcW w:type="dxa" w:w="2000"/>
+            <w:tcBorders>
+              <w:top w:val="single" w:color="CCCCCC" w:sz="1"/>
+              <w:left w:val="single" w:color="CCCCCC" w:sz="1"/>
+              <w:bottom w:val="single" w:color="CCCCCC" w:sz="1"/>
+              <w:right w:val="single" w:color="CCCCCC" w:sz="1"/>
+            </w:tcBorders>
+            <w:shd w:fill="1F4E79" w:val="clear"/>
+            <w:tcMar>
+              <w:top w:type="dxa" w:w="80"/>
+              <w:left w:type="dxa" w:w="120"/>
+              <w:bottom w:type="dxa" w:w="80"/>
+              <w:right w:type="dxa" w:w="120"/>
+            </w:tcMar>
+          </w:tcPr>
+          <w:p>
+            <w:r>
+              <w:rPr>
+                <w:b/>
+                <w:bCs/>
+                <w:color w:val="FFFFFF"/>
+              </w:rPr>
+              <w:t xml:space="preserve">Dependency</w:t>
+            </w:r>
+          </w:p>
+        </w:tc>
+        <w:tc>
+          <w:tcPr>
+            <w:tcW w:type="dxa" w:w="1400"/>
+            <w:tcBorders>
+              <w:top w:val="single" w:color="CCCCCC" w:sz="1"/>
+              <w:left w:val="single" w:color="CCCCCC" w:sz="1"/>
+              <w:bottom w:val="single" w:color="CCCCCC" w:sz="1"/>
+              <w:right w:val="single" w:color="CCCCCC" w:sz="1"/>
+            </w:tcBorders>
+            <w:shd w:fill="1F4E79" w:val="clear"/>
+            <w:tcMar>
+              <w:top w:type="dxa" w:w="80"/>
+              <w:left w:type="dxa" w:w="120"/>
+              <w:bottom w:type="dxa" w:w="80"/>
+              <w:right w:type="dxa" w:w="120"/>
+            </w:tcMar>
+          </w:tcPr>
+          <w:p>
+            <w:r>
+              <w:rPr>
+                <w:b/>
+                <w:bCs/>
+                <w:color w:val="FFFFFF"/>
+              </w:rPr>
+              <w:t xml:space="preserve">Type</w:t>
+            </w:r>
+          </w:p>
+        </w:tc>
+        <w:tc>
+          <w:tcPr>
+            <w:tcW w:type="dxa" w:w="1800"/>
+            <w:tcBorders>
+              <w:top w:val="single" w:color="CCCCCC" w:sz="1"/>
+              <w:left w:val="single" w:color="CCCCCC" w:sz="1"/>
+              <w:bottom w:val="single" w:color="CCCCCC" w:sz="1"/>
+              <w:right w:val="single" w:color="CCCCCC" w:sz="1"/>
+            </w:tcBorders>
+            <w:shd w:fill="1F4E79" w:val="clear"/>
+            <w:tcMar>
+              <w:top w:type="dxa" w:w="80"/>
+              <w:left w:type="dxa" w:w="120"/>
+              <w:bottom w:type="dxa" w:w="80"/>
+              <w:right w:type="dxa" w:w="120"/>
+            </w:tcMar>
+          </w:tcPr>
+          <w:p>
+            <w:r>
+              <w:rPr>
+                <w:b/>
+                <w:bCs/>
+                <w:color w:val="FFFFFF"/>
+              </w:rPr>
+              <w:t xml:space="preserve">POC Need</w:t>
+            </w:r>
+          </w:p>
+        </w:tc>
+        <w:tc>
+          <w:tcPr>
+            <w:tcW w:type="dxa" w:w="2000"/>
+            <w:tcBorders>
+              <w:top w:val="single" w:color="CCCCCC" w:sz="1"/>
+              <w:left w:val="single" w:color="CCCCCC" w:sz="1"/>
+              <w:bottom w:val="single" w:color="CCCCCC" w:sz="1"/>
+              <w:right w:val="single" w:color="CCCCCC" w:sz="1"/>
+            </w:tcBorders>
+            <w:shd w:fill="1F4E79" w:val="clear"/>
+            <w:tcMar>
+              <w:top w:type="dxa" w:w="80"/>
+              <w:left w:type="dxa" w:w="120"/>
+              <w:bottom w:type="dxa" w:w="80"/>
+              <w:right w:type="dxa" w:w="120"/>
+            </w:tcMar>
+          </w:tcPr>
+          <w:p>
+            <w:r>
+              <w:rPr>
+                <w:b/>
+                <w:bCs/>
+                <w:color w:val="FFFFFF"/>
+              </w:rPr>
+              <w:t xml:space="preserve">Failure Impact</w:t>
+            </w:r>
+          </w:p>
+        </w:tc>
+        <w:tc>
+          <w:tcPr>
+            <w:tcW w:type="dxa" w:w="2160"/>
+            <w:tcBorders>
+              <w:top w:val="single" w:color="CCCCCC" w:sz="1"/>
+              <w:left w:val="single" w:color="CCCCCC" w:sz="1"/>
+              <w:bottom w:val="single" w:color="CCCCCC" w:sz="1"/>
+              <w:right w:val="single" w:color="CCCCCC" w:sz="1"/>
+            </w:tcBorders>
+            <w:shd w:fill="1F4E79" w:val="clear"/>
+            <w:tcMar>
+              <w:top w:type="dxa" w:w="80"/>
+              <w:left w:type="dxa" w:w="120"/>
+              <w:bottom w:type="dxa" w:w="80"/>
+              <w:right w:type="dxa" w:w="120"/>
+            </w:tcMar>
+          </w:tcPr>
+          <w:p>
+            <w:r>
+              <w:rPr>
+                <w:b/>
+                <w:bCs/>
+                <w:color w:val="FFFFFF"/>
+              </w:rPr>
+              <w:t xml:space="preserve">Fallback</w:t>
+            </w:r>
+          </w:p>
+        </w:tc>
+      </w:tr>
+      <w:tr>
+        <w:tc>
+          <w:tcPr>
+            <w:tcW w:type="dxa" w:w="2000"/>
+            <w:tcBorders>
+              <w:top w:val="single" w:color="CCCCCC" w:sz="1"/>
+              <w:left w:val="single" w:color="CCCCCC" w:sz="1"/>
+              <w:bottom w:val="single" w:color="CCCCCC" w:sz="1"/>
+              <w:right w:val="single" w:color="CCCCCC" w:sz="1"/>
+            </w:tcBorders>
+            <w:tcMar>
+              <w:top w:type="dxa" w:w="80"/>
+              <w:left w:type="dxa" w:w="120"/>
+              <w:bottom w:type="dxa" w:w="80"/>
+              <w:right w:type="dxa" w:w="120"/>
+            </w:tcMar>
+          </w:tcPr>
+          <w:p>
+            <w:r>
+              <w:t xml:space="preserve">Neo4j 5.x</w:t>
+            </w:r>
+          </w:p>
+        </w:tc>
+        <w:tc>
+          <w:tcPr>
+            <w:tcW w:type="dxa" w:w="1400"/>
+            <w:tcBorders>
+              <w:top w:val="single" w:color="CCCCCC" w:sz="1"/>
+              <w:left w:val="single" w:color="CCCCCC" w:sz="1"/>
+              <w:bottom w:val="single" w:color="CCCCCC" w:sz="1"/>
+              <w:right w:val="single" w:color="CCCCCC" w:sz="1"/>
+            </w:tcBorders>
+            <w:tcMar>
+              <w:top w:type="dxa" w:w="80"/>
+              <w:left w:type="dxa" w:w="120"/>
+              <w:bottom w:type="dxa" w:w="80"/>
+              <w:right w:type="dxa" w:w="120"/>
+            </w:tcMar>
+          </w:tcPr>
+          <w:p>
+            <w:r>
+              <w:t xml:space="preserve">Platform</w:t>
+            </w:r>
+          </w:p>
+        </w:tc>
+        <w:tc>
+          <w:tcPr>
+            <w:tcW w:type="dxa" w:w="1800"/>
+            <w:tcBorders>
+              <w:top w:val="single" w:color="CCCCCC" w:sz="1"/>
+              <w:left w:val="single" w:color="CCCCCC" w:sz="1"/>
+              <w:bottom w:val="single" w:color="CCCCCC" w:sz="1"/>
+              <w:right w:val="single" w:color="CCCCCC" w:sz="1"/>
+            </w:tcBorders>
+            <w:tcMar>
+              <w:top w:type="dxa" w:w="80"/>
+              <w:left w:type="dxa" w:w="120"/>
+              <w:bottom w:type="dxa" w:w="80"/>
+              <w:right w:type="dxa" w:w="120"/>
+            </w:tcMar>
+          </w:tcPr>
+          <w:p>
+            <w:r>
+              <w:t xml:space="preserve">Staging instance</w:t>
+            </w:r>
+          </w:p>
+        </w:tc>
+        <w:tc>
+          <w:tcPr>
+            <w:tcW w:type="dxa" w:w="2000"/>
+            <w:tcBorders>
+              <w:top w:val="single" w:color="CCCCCC" w:sz="1"/>
+              <w:left w:val="single" w:color="CCCCCC" w:sz="1"/>
+              <w:bottom w:val="single" w:color="CCCCCC" w:sz="1"/>
+              <w:right w:val="single" w:color="CCCCCC" w:sz="1"/>
+            </w:tcBorders>
+            <w:tcMar>
+              <w:top w:type="dxa" w:w="80"/>
+              <w:left w:type="dxa" w:w="120"/>
+              <w:bottom w:type="dxa" w:w="80"/>
+              <w:right w:type="dxa" w:w="120"/>
+            </w:tcMar>
+          </w:tcPr>
+          <w:p>
+            <w:r>
+              <w:t xml:space="preserve">No diagnosis</w:t>
+            </w:r>
+          </w:p>
+        </w:tc>
+        <w:tc>
+          <w:tcPr>
+            <w:tcW w:type="dxa" w:w="2160"/>
+            <w:tcBorders>
+              <w:top w:val="single" w:color="CCCCCC" w:sz="1"/>
+              <w:left w:val="single" w:color="CCCCCC" w:sz="1"/>
+              <w:bottom w:val="single" w:color="CCCCCC" w:sz="1"/>
+              <w:right w:val="single" w:color="CCCCCC" w:sz="1"/>
+            </w:tcBorders>
+            <w:tcMar>
+              <w:top w:type="dxa" w:w="80"/>
+              <w:left w:type="dxa" w:w="120"/>
+              <w:bottom w:type="dxa" w:w="80"/>
+              <w:right w:type="dxa" w:w="120"/>
+            </w:tcMar>
+          </w:tcPr>
+          <w:p>
+            <w:r>
+              <w:t xml:space="preserve">Docker local; Aura trial</w:t>
+            </w:r>
+          </w:p>
+        </w:tc>
+      </w:tr>
+      <w:tr>
+        <w:tc>
+          <w:tcPr>
+            <w:tcW w:type="dxa" w:w="2000"/>
+            <w:tcBorders>
+              <w:top w:val="single" w:color="CCCCCC" w:sz="1"/>
+              <w:left w:val="single" w:color="CCCCCC" w:sz="1"/>
+              <w:bottom w:val="single" w:color="CCCCCC" w:sz="1"/>
+              <w:right w:val="single" w:color="CCCCCC" w:sz="1"/>
+            </w:tcBorders>
+            <w:tcMar>
+              <w:top w:type="dxa" w:w="80"/>
+              <w:left w:type="dxa" w:w="120"/>
+              <w:bottom w:type="dxa" w:w="80"/>
+              <w:right w:type="dxa" w:w="120"/>
+            </w:tcMar>
+          </w:tcPr>
+          <w:p>
+            <w:r>
+              <w:t xml:space="preserve">PIM / FMEA exports</w:t>
+            </w:r>
+          </w:p>
+        </w:tc>
+        <w:tc>
+          <w:tcPr>
+            <w:tcW w:type="dxa" w:w="1400"/>
+            <w:tcBorders>
+              <w:top w:val="single" w:color="CCCCCC" w:sz="1"/>
+              <w:left w:val="single" w:color="CCCCCC" w:sz="1"/>
+              <w:bottom w:val="single" w:color="CCCCCC" w:sz="1"/>
+              <w:right w:val="single" w:color="CCCCCC" w:sz="1"/>
+            </w:tcBorders>
+            <w:tcMar>
+              <w:top w:type="dxa" w:w="80"/>
+              <w:left w:type="dxa" w:w="120"/>
+              <w:bottom w:type="dxa" w:w="80"/>
+              <w:right w:type="dxa" w:w="120"/>
+            </w:tcMar>
+          </w:tcPr>
+          <w:p>
+            <w:r>
+              <w:t xml:space="preserve">Data</w:t>
+            </w:r>
+          </w:p>
+        </w:tc>
+        <w:tc>
+          <w:tcPr>
+            <w:tcW w:type="dxa" w:w="1800"/>
+            <w:tcBorders>
+              <w:top w:val="single" w:color="CCCCCC" w:sz="1"/>
+              <w:left w:val="single" w:color="CCCCCC" w:sz="1"/>
+              <w:bottom w:val="single" w:color="CCCCCC" w:sz="1"/>
+              <w:right w:val="single" w:color="CCCCCC" w:sz="1"/>
+            </w:tcBorders>
+            <w:tcMar>
+              <w:top w:type="dxa" w:w="80"/>
+              <w:left w:type="dxa" w:w="120"/>
+              <w:bottom w:type="dxa" w:w="80"/>
+              <w:right w:type="dxa" w:w="120"/>
+            </w:tcMar>
+          </w:tcPr>
+          <w:p>
+            <w:r>
+              <w:t xml:space="preserve">1 family minimum</w:t>
+            </w:r>
+          </w:p>
+        </w:tc>
+        <w:tc>
+          <w:tcPr>
+            <w:tcW w:type="dxa" w:w="2000"/>
+            <w:tcBorders>
+              <w:top w:val="single" w:color="CCCCCC" w:sz="1"/>
+              <w:left w:val="single" w:color="CCCCCC" w:sz="1"/>
+              <w:bottom w:val="single" w:color="CCCCCC" w:sz="1"/>
+              <w:right w:val="single" w:color="CCCCCC" w:sz="1"/>
+            </w:tcBorders>
+            <w:tcMar>
+              <w:top w:type="dxa" w:w="80"/>
+              <w:left w:type="dxa" w:w="120"/>
+              <w:bottom w:type="dxa" w:w="80"/>
+              <w:right w:type="dxa" w:w="120"/>
+            </w:tcMar>
+          </w:tcPr>
+          <w:p>
+            <w:r>
+              <w:t xml:space="preserve">Incomplete ontology</w:t>
+            </w:r>
+          </w:p>
+        </w:tc>
+        <w:tc>
+          <w:tcPr>
+            <w:tcW w:type="dxa" w:w="2160"/>
+            <w:tcBorders>
+              <w:top w:val="single" w:color="CCCCCC" w:sz="1"/>
+              <w:left w:val="single" w:color="CCCCCC" w:sz="1"/>
+              <w:bottom w:val="single" w:color="CCCCCC" w:sz="1"/>
+              <w:right w:val="single" w:color="CCCCCC" w:sz="1"/>
+            </w:tcBorders>
+            <w:tcMar>
+              <w:top w:type="dxa" w:w="80"/>
+              <w:left w:type="dxa" w:w="120"/>
+              <w:bottom w:type="dxa" w:w="80"/>
+              <w:right w:type="dxa" w:w="120"/>
+            </w:tcMar>
+          </w:tcPr>
+          <w:p>
+            <w:r>
+              <w:t xml:space="preserve">Curated fixture + provenance flag</w:t>
+            </w:r>
+          </w:p>
+        </w:tc>
+      </w:tr>
+      <w:tr>
+        <w:tc>
+          <w:tcPr>
+            <w:tcW w:type="dxa" w:w="2000"/>
+            <w:tcBorders>
+              <w:top w:val="single" w:color="CCCCCC" w:sz="1"/>
+              <w:left w:val="single" w:color="CCCCCC" w:sz="1"/>
+              <w:bottom w:val="single" w:color="CCCCCC" w:sz="1"/>
+              <w:right w:val="single" w:color="CCCCCC" w:sz="1"/>
+            </w:tcBorders>
+            <w:tcMar>
+              <w:top w:type="dxa" w:w="80"/>
+              <w:left w:type="dxa" w:w="120"/>
+              <w:bottom w:type="dxa" w:w="80"/>
+              <w:right w:type="dxa" w:w="120"/>
+            </w:tcMar>
+          </w:tcPr>
+          <w:p>
+            <w:r>
+              <w:t xml:space="preserve">CRM asset API</w:t>
+            </w:r>
+          </w:p>
+        </w:tc>
+        <w:tc>
+          <w:tcPr>
+            <w:tcW w:type="dxa" w:w="1400"/>
+            <w:tcBorders>
+              <w:top w:val="single" w:color="CCCCCC" w:sz="1"/>
+              <w:left w:val="single" w:color="CCCCCC" w:sz="1"/>
+              <w:bottom w:val="single" w:color="CCCCCC" w:sz="1"/>
+              <w:right w:val="single" w:color="CCCCCC" w:sz="1"/>
+            </w:tcBorders>
+            <w:tcMar>
+              <w:top w:type="dxa" w:w="80"/>
+              <w:left w:type="dxa" w:w="120"/>
+              <w:bottom w:type="dxa" w:w="80"/>
+              <w:right w:type="dxa" w:w="120"/>
+            </w:tcMar>
+          </w:tcPr>
+          <w:p>
+            <w:r>
+              <w:t xml:space="preserve">Integration</w:t>
+            </w:r>
+          </w:p>
+        </w:tc>
+        <w:tc>
+          <w:tcPr>
+            <w:tcW w:type="dxa" w:w="1800"/>
+            <w:tcBorders>
+              <w:top w:val="single" w:color="CCCCCC" w:sz="1"/>
+              <w:left w:val="single" w:color="CCCCCC" w:sz="1"/>
+              <w:bottom w:val="single" w:color="CCCCCC" w:sz="1"/>
+              <w:right w:val="single" w:color="CCCCCC" w:sz="1"/>
+            </w:tcBorders>
+            <w:tcMar>
+              <w:top w:type="dxa" w:w="80"/>
+              <w:left w:type="dxa" w:w="120"/>
+              <w:bottom w:type="dxa" w:w="80"/>
+              <w:right w:type="dxa" w:w="120"/>
+            </w:tcMar>
+          </w:tcPr>
+          <w:p>
+            <w:r>
+              <w:t xml:space="preserve">Sandbox read</w:t>
+            </w:r>
+          </w:p>
+        </w:tc>
+        <w:tc>
+          <w:tcPr>
+            <w:tcW w:type="dxa" w:w="2000"/>
+            <w:tcBorders>
+              <w:top w:val="single" w:color="CCCCCC" w:sz="1"/>
+              <w:left w:val="single" w:color="CCCCCC" w:sz="1"/>
+              <w:bottom w:val="single" w:color="CCCCCC" w:sz="1"/>
+              <w:right w:val="single" w:color="CCCCCC" w:sz="1"/>
+            </w:tcBorders>
+            <w:tcMar>
+              <w:top w:type="dxa" w:w="80"/>
+              <w:left w:type="dxa" w:w="120"/>
+              <w:bottom w:type="dxa" w:w="80"/>
+              <w:right w:type="dxa" w:w="120"/>
+            </w:tcMar>
+          </w:tcPr>
+          <w:p>
+            <w:r>
+              <w:t xml:space="preserve">No warranty pre-bind</w:t>
+            </w:r>
+          </w:p>
+        </w:tc>
+        <w:tc>
+          <w:tcPr>
+            <w:tcW w:type="dxa" w:w="2160"/>
+            <w:tcBorders>
+              <w:top w:val="single" w:color="CCCCCC" w:sz="1"/>
+              <w:left w:val="single" w:color="CCCCCC" w:sz="1"/>
+              <w:bottom w:val="single" w:color="CCCCCC" w:sz="1"/>
+              <w:right w:val="single" w:color="CCCCCC" w:sz="1"/>
+            </w:tcBorders>
+            <w:tcMar>
+              <w:top w:type="dxa" w:w="80"/>
+              <w:left w:type="dxa" w:w="120"/>
+              <w:bottom w:type="dxa" w:w="80"/>
+              <w:right w:type="dxa" w:w="120"/>
+            </w:tcMar>
+          </w:tcPr>
+          <w:p>
+            <w:r>
+              <w:t xml:space="preserve">Fixture customers (CUST-10042)</w:t>
+            </w:r>
+          </w:p>
+        </w:tc>
+      </w:tr>
+      <w:tr>
+        <w:tc>
+          <w:tcPr>
+            <w:tcW w:type="dxa" w:w="2000"/>
+            <w:tcBorders>
+              <w:top w:val="single" w:color="CCCCCC" w:sz="1"/>
+              <w:left w:val="single" w:color="CCCCCC" w:sz="1"/>
+              <w:bottom w:val="single" w:color="CCCCCC" w:sz="1"/>
+              <w:right w:val="single" w:color="CCCCCC" w:sz="1"/>
+            </w:tcBorders>
+            <w:tcMar>
+              <w:top w:type="dxa" w:w="80"/>
+              <w:left w:type="dxa" w:w="120"/>
+              <w:bottom w:type="dxa" w:w="80"/>
+              <w:right w:type="dxa" w:w="120"/>
+            </w:tcMar>
+          </w:tcPr>
+          <w:p>
+            <w:r>
+              <w:t xml:space="preserve">FSM / Claims history</w:t>
+            </w:r>
+          </w:p>
+        </w:tc>
+        <w:tc>
+          <w:tcPr>
+            <w:tcW w:type="dxa" w:w="1400"/>
+            <w:tcBorders>
+              <w:top w:val="single" w:color="CCCCCC" w:sz="1"/>
+              <w:left w:val="single" w:color="CCCCCC" w:sz="1"/>
+              <w:bottom w:val="single" w:color="CCCCCC" w:sz="1"/>
+              <w:right w:val="single" w:color="CCCCCC" w:sz="1"/>
+            </w:tcBorders>
+            <w:tcMar>
+              <w:top w:type="dxa" w:w="80"/>
+              <w:left w:type="dxa" w:w="120"/>
+              <w:bottom w:type="dxa" w:w="80"/>
+              <w:right w:type="dxa" w:w="120"/>
+            </w:tcMar>
+          </w:tcPr>
+          <w:p>
+            <w:r>
+              <w:t xml:space="preserve">Data</w:t>
+            </w:r>
+          </w:p>
+        </w:tc>
+        <w:tc>
+          <w:tcPr>
+            <w:tcW w:type="dxa" w:w="1800"/>
+            <w:tcBorders>
+              <w:top w:val="single" w:color="CCCCCC" w:sz="1"/>
+              <w:left w:val="single" w:color="CCCCCC" w:sz="1"/>
+              <w:bottom w:val="single" w:color="CCCCCC" w:sz="1"/>
+              <w:right w:val="single" w:color="CCCCCC" w:sz="1"/>
+            </w:tcBorders>
+            <w:tcMar>
+              <w:top w:type="dxa" w:w="80"/>
+              <w:left w:type="dxa" w:w="120"/>
+              <w:bottom w:type="dxa" w:w="80"/>
+              <w:right w:type="dxa" w:w="120"/>
+            </w:tcMar>
+          </w:tcPr>
+          <w:p>
+            <w:r>
+              <w:t xml:space="preserve">Fixture acceptable</w:t>
+            </w:r>
+          </w:p>
+        </w:tc>
+        <w:tc>
+          <w:tcPr>
+            <w:tcW w:type="dxa" w:w="2000"/>
+            <w:tcBorders>
+              <w:top w:val="single" w:color="CCCCCC" w:sz="1"/>
+              <w:left w:val="single" w:color="CCCCCC" w:sz="1"/>
+              <w:bottom w:val="single" w:color="CCCCCC" w:sz="1"/>
+              <w:right w:val="single" w:color="CCCCCC" w:sz="1"/>
+            </w:tcBorders>
+            <w:tcMar>
+              <w:top w:type="dxa" w:w="80"/>
+              <w:left w:type="dxa" w:w="120"/>
+              <w:bottom w:type="dxa" w:w="80"/>
+              <w:right w:type="dxa" w:w="120"/>
+            </w:tcMar>
+          </w:tcPr>
+          <w:p>
+            <w:r>
+              <w:t xml:space="preserve">Weak historical evidence</w:t>
+            </w:r>
+          </w:p>
+        </w:tc>
+        <w:tc>
+          <w:tcPr>
+            <w:tcW w:type="dxa" w:w="2160"/>
+            <w:tcBorders>
+              <w:top w:val="single" w:color="CCCCCC" w:sz="1"/>
+              <w:left w:val="single" w:color="CCCCCC" w:sz="1"/>
+              <w:bottom w:val="single" w:color="CCCCCC" w:sz="1"/>
+              <w:right w:val="single" w:color="CCCCCC" w:sz="1"/>
+            </w:tcBorders>
+            <w:tcMar>
+              <w:top w:type="dxa" w:w="80"/>
+              <w:left w:type="dxa" w:w="120"/>
+              <w:bottom w:type="dxa" w:w="80"/>
+              <w:right w:type="dxa" w:w="120"/>
+            </w:tcMar>
+          </w:tcPr>
+          <w:p>
+            <w:r>
+              <w:t xml:space="preserve">Manual HistoricalResolution seed</w:t>
+            </w:r>
+          </w:p>
+        </w:tc>
+      </w:tr>
+      <w:tr>
+        <w:tc>
+          <w:tcPr>
+            <w:tcW w:type="dxa" w:w="2000"/>
+            <w:tcBorders>
+              <w:top w:val="single" w:color="CCCCCC" w:sz="1"/>
+              <w:left w:val="single" w:color="CCCCCC" w:sz="1"/>
+              <w:bottom w:val="single" w:color="CCCCCC" w:sz="1"/>
+              <w:right w:val="single" w:color="CCCCCC" w:sz="1"/>
+            </w:tcBorders>
+            <w:tcMar>
+              <w:top w:type="dxa" w:w="80"/>
+              <w:left w:type="dxa" w:w="120"/>
+              <w:bottom w:type="dxa" w:w="80"/>
+              <w:right w:type="dxa" w:w="120"/>
+            </w:tcMar>
+          </w:tcPr>
+          <w:p>
+            <w:r>
+              <w:t xml:space="preserve">Knowledge engineer</w:t>
+            </w:r>
+          </w:p>
+        </w:tc>
+        <w:tc>
+          <w:tcPr>
+            <w:tcW w:type="dxa" w:w="1400"/>
+            <w:tcBorders>
+              <w:top w:val="single" w:color="CCCCCC" w:sz="1"/>
+              <w:left w:val="single" w:color="CCCCCC" w:sz="1"/>
+              <w:bottom w:val="single" w:color="CCCCCC" w:sz="1"/>
+              <w:right w:val="single" w:color="CCCCCC" w:sz="1"/>
+            </w:tcBorders>
+            <w:tcMar>
+              <w:top w:type="dxa" w:w="80"/>
+              <w:left w:type="dxa" w:w="120"/>
+              <w:bottom w:type="dxa" w:w="80"/>
+              <w:right w:type="dxa" w:w="120"/>
+            </w:tcMar>
+          </w:tcPr>
+          <w:p>
+            <w:r>
+              <w:t xml:space="preserve">People</w:t>
+            </w:r>
+          </w:p>
+        </w:tc>
+        <w:tc>
+          <w:tcPr>
+            <w:tcW w:type="dxa" w:w="1800"/>
+            <w:tcBorders>
+              <w:top w:val="single" w:color="CCCCCC" w:sz="1"/>
+              <w:left w:val="single" w:color="CCCCCC" w:sz="1"/>
+              <w:bottom w:val="single" w:color="CCCCCC" w:sz="1"/>
+              <w:right w:val="single" w:color="CCCCCC" w:sz="1"/>
+            </w:tcBorders>
+            <w:tcMar>
+              <w:top w:type="dxa" w:w="80"/>
+              <w:left w:type="dxa" w:w="120"/>
+              <w:bottom w:type="dxa" w:w="80"/>
+              <w:right w:type="dxa" w:w="120"/>
+            </w:tcMar>
+          </w:tcPr>
+          <w:p>
+            <w:r>
+              <w:t xml:space="preserve">1.0 FTE</w:t>
+            </w:r>
+          </w:p>
+        </w:tc>
+        <w:tc>
+          <w:tcPr>
+            <w:tcW w:type="dxa" w:w="2000"/>
+            <w:tcBorders>
+              <w:top w:val="single" w:color="CCCCCC" w:sz="1"/>
+              <w:left w:val="single" w:color="CCCCCC" w:sz="1"/>
+              <w:bottom w:val="single" w:color="CCCCCC" w:sz="1"/>
+              <w:right w:val="single" w:color="CCCCCC" w:sz="1"/>
+            </w:tcBorders>
+            <w:tcMar>
+              <w:top w:type="dxa" w:w="80"/>
+              <w:left w:type="dxa" w:w="120"/>
+              <w:bottom w:type="dxa" w:w="80"/>
+              <w:right w:type="dxa" w:w="120"/>
+            </w:tcMar>
+          </w:tcPr>
+          <w:p>
+            <w:r>
+              <w:t xml:space="preserve">Blocked catalog build</w:t>
+            </w:r>
+          </w:p>
+        </w:tc>
+        <w:tc>
+          <w:tcPr>
+            <w:tcW w:type="dxa" w:w="2160"/>
+            <w:tcBorders>
+              <w:top w:val="single" w:color="CCCCCC" w:sz="1"/>
+              <w:left w:val="single" w:color="CCCCCC" w:sz="1"/>
+              <w:bottom w:val="single" w:color="CCCCCC" w:sz="1"/>
+              <w:right w:val="single" w:color="CCCCCC" w:sz="1"/>
+            </w:tcBorders>
+            <w:tcMar>
+              <w:top w:type="dxa" w:w="80"/>
+              <w:left w:type="dxa" w:w="120"/>
+              <w:bottom w:type="dxa" w:w="80"/>
+              <w:right w:type="dxa" w:w="120"/>
+            </w:tcMar>
+          </w:tcPr>
+          <w:p>
+            <w:r>
+              <w:t xml:space="preserve">Architect bridges short-term</w:t>
+            </w:r>
+          </w:p>
+        </w:tc>
+      </w:tr>
+      <w:tr>
+        <w:tc>
+          <w:tcPr>
+            <w:tcW w:type="dxa" w:w="2000"/>
+            <w:tcBorders>
+              <w:top w:val="single" w:color="CCCCCC" w:sz="1"/>
+              <w:left w:val="single" w:color="CCCCCC" w:sz="1"/>
+              <w:bottom w:val="single" w:color="CCCCCC" w:sz="1"/>
+              <w:right w:val="single" w:color="CCCCCC" w:sz="1"/>
+            </w:tcBorders>
+            <w:tcMar>
+              <w:top w:type="dxa" w:w="80"/>
+              <w:left w:type="dxa" w:w="120"/>
+              <w:bottom w:type="dxa" w:w="80"/>
+              <w:right w:type="dxa" w:w="120"/>
+            </w:tcMar>
+          </w:tcPr>
+          <w:p>
+            <w:r>
+              <w:t xml:space="preserve">Service SMEs</w:t>
+            </w:r>
+          </w:p>
+        </w:tc>
+        <w:tc>
+          <w:tcPr>
+            <w:tcW w:type="dxa" w:w="1400"/>
+            <w:tcBorders>
+              <w:top w:val="single" w:color="CCCCCC" w:sz="1"/>
+              <w:left w:val="single" w:color="CCCCCC" w:sz="1"/>
+              <w:bottom w:val="single" w:color="CCCCCC" w:sz="1"/>
+              <w:right w:val="single" w:color="CCCCCC" w:sz="1"/>
+            </w:tcBorders>
+            <w:tcMar>
+              <w:top w:type="dxa" w:w="80"/>
+              <w:left w:type="dxa" w:w="120"/>
+              <w:bottom w:type="dxa" w:w="80"/>
+              <w:right w:type="dxa" w:w="120"/>
+            </w:tcMar>
+          </w:tcPr>
+          <w:p>
+            <w:r>
+              <w:t xml:space="preserve">People</w:t>
+            </w:r>
+          </w:p>
+        </w:tc>
+        <w:tc>
+          <w:tcPr>
+            <w:tcW w:type="dxa" w:w="1800"/>
+            <w:tcBorders>
+              <w:top w:val="single" w:color="CCCCCC" w:sz="1"/>
+              <w:left w:val="single" w:color="CCCCCC" w:sz="1"/>
+              <w:bottom w:val="single" w:color="CCCCCC" w:sz="1"/>
+              <w:right w:val="single" w:color="CCCCCC" w:sz="1"/>
+            </w:tcBorders>
+            <w:tcMar>
+              <w:top w:type="dxa" w:w="80"/>
+              <w:left w:type="dxa" w:w="120"/>
+              <w:bottom w:type="dxa" w:w="80"/>
+              <w:right w:type="dxa" w:w="120"/>
+            </w:tcMar>
+          </w:tcPr>
+          <w:p>
+            <w:r>
+              <w:t xml:space="preserve">4 hrs/week</w:t>
+            </w:r>
+          </w:p>
+        </w:tc>
+        <w:tc>
+          <w:tcPr>
+            <w:tcW w:type="dxa" w:w="2000"/>
+            <w:tcBorders>
+              <w:top w:val="single" w:color="CCCCCC" w:sz="1"/>
+              <w:left w:val="single" w:color="CCCCCC" w:sz="1"/>
+              <w:bottom w:val="single" w:color="CCCCCC" w:sz="1"/>
+              <w:right w:val="single" w:color="CCCCCC" w:sz="1"/>
+            </w:tcBorders>
+            <w:tcMar>
+              <w:top w:type="dxa" w:w="80"/>
+              <w:left w:type="dxa" w:w="120"/>
+              <w:bottom w:type="dxa" w:w="80"/>
+              <w:right w:type="dxa" w:w="120"/>
+            </w:tcMar>
+          </w:tcPr>
+          <w:p>
+            <w:r>
+              <w:t xml:space="preserve">Unvalidated symptoms</w:t>
+            </w:r>
+          </w:p>
+        </w:tc>
+        <w:tc>
+          <w:tcPr>
+            <w:tcW w:type="dxa" w:w="2160"/>
+            <w:tcBorders>
+              <w:top w:val="single" w:color="CCCCCC" w:sz="1"/>
+              <w:left w:val="single" w:color="CCCCCC" w:sz="1"/>
+              <w:bottom w:val="single" w:color="CCCCCC" w:sz="1"/>
+              <w:right w:val="single" w:color="CCCCCC" w:sz="1"/>
+            </w:tcBorders>
+            <w:tcMar>
+              <w:top w:type="dxa" w:w="80"/>
+              <w:left w:type="dxa" w:w="120"/>
+              <w:bottom w:type="dxa" w:w="80"/>
+              <w:right w:type="dxa" w:w="120"/>
+            </w:tcMar>
+          </w:tcPr>
+          <w:p>
+            <w:r>
+              <w:t xml:space="preserve">Defer accuracy targets</w:t>
+            </w:r>
+          </w:p>
+        </w:tc>
+      </w:tr>
+      <w:tr>
+        <w:tc>
+          <w:tcPr>
+            <w:tcW w:type="dxa" w:w="2000"/>
+            <w:tcBorders>
+              <w:top w:val="single" w:color="CCCCCC" w:sz="1"/>
+              <w:left w:val="single" w:color="CCCCCC" w:sz="1"/>
+              <w:bottom w:val="single" w:color="CCCCCC" w:sz="1"/>
+              <w:right w:val="single" w:color="CCCCCC" w:sz="1"/>
+            </w:tcBorders>
+            <w:tcMar>
+              <w:top w:type="dxa" w:w="80"/>
+              <w:left w:type="dxa" w:w="120"/>
+              <w:bottom w:type="dxa" w:w="80"/>
+              <w:right w:type="dxa" w:w="120"/>
+            </w:tcMar>
+          </w:tcPr>
+          <w:p>
+            <w:r>
+              <w:t xml:space="preserve">populate_graph.py</w:t>
+            </w:r>
+          </w:p>
+        </w:tc>
+        <w:tc>
+          <w:tcPr>
+            <w:tcW w:type="dxa" w:w="1400"/>
+            <w:tcBorders>
+              <w:top w:val="single" w:color="CCCCCC" w:sz="1"/>
+              <w:left w:val="single" w:color="CCCCCC" w:sz="1"/>
+              <w:bottom w:val="single" w:color="CCCCCC" w:sz="1"/>
+              <w:right w:val="single" w:color="CCCCCC" w:sz="1"/>
+            </w:tcBorders>
+            <w:tcMar>
+              <w:top w:type="dxa" w:w="80"/>
+              <w:left w:type="dxa" w:w="120"/>
+              <w:bottom w:type="dxa" w:w="80"/>
+              <w:right w:type="dxa" w:w="120"/>
+            </w:tcMar>
+          </w:tcPr>
+          <w:p>
+            <w:r>
+              <w:t xml:space="preserve">Code</w:t>
+            </w:r>
+          </w:p>
+        </w:tc>
+        <w:tc>
+          <w:tcPr>
+            <w:tcW w:type="dxa" w:w="1800"/>
+            <w:tcBorders>
+              <w:top w:val="single" w:color="CCCCCC" w:sz="1"/>
+              <w:left w:val="single" w:color="CCCCCC" w:sz="1"/>
+              <w:bottom w:val="single" w:color="CCCCCC" w:sz="1"/>
+              <w:right w:val="single" w:color="CCCCCC" w:sz="1"/>
+            </w:tcBorders>
+            <w:tcMar>
+              <w:top w:type="dxa" w:w="80"/>
+              <w:left w:type="dxa" w:w="120"/>
+              <w:bottom w:type="dxa" w:w="80"/>
+              <w:right w:type="dxa" w:w="120"/>
+            </w:tcMar>
+          </w:tcPr>
+          <w:p>
+            <w:r>
+              <w:t xml:space="preserve">Existing loader</w:t>
+            </w:r>
+          </w:p>
+        </w:tc>
+        <w:tc>
+          <w:tcPr>
+            <w:tcW w:type="dxa" w:w="2000"/>
+            <w:tcBorders>
+              <w:top w:val="single" w:color="CCCCCC" w:sz="1"/>
+              <w:left w:val="single" w:color="CCCCCC" w:sz="1"/>
+              <w:bottom w:val="single" w:color="CCCCCC" w:sz="1"/>
+              <w:right w:val="single" w:color="CCCCCC" w:sz="1"/>
+            </w:tcBorders>
+            <w:tcMar>
+              <w:top w:type="dxa" w:w="80"/>
+              <w:left w:type="dxa" w:w="120"/>
+              <w:bottom w:type="dxa" w:w="80"/>
+              <w:right w:type="dxa" w:w="120"/>
+            </w:tcMar>
+          </w:tcPr>
+          <w:p>
+            <w:r>
+              <w:t xml:space="preserve">No graph refresh</w:t>
+            </w:r>
+          </w:p>
+        </w:tc>
+        <w:tc>
+          <w:tcPr>
+            <w:tcW w:type="dxa" w:w="2160"/>
+            <w:tcBorders>
+              <w:top w:val="single" w:color="CCCCCC" w:sz="1"/>
+              <w:left w:val="single" w:color="CCCCCC" w:sz="1"/>
+              <w:bottom w:val="single" w:color="CCCCCC" w:sz="1"/>
+              <w:right w:val="single" w:color="CCCCCC" w:sz="1"/>
+            </w:tcBorders>
+            <w:tcMar>
+              <w:top w:type="dxa" w:w="80"/>
+              <w:left w:type="dxa" w:w="120"/>
+              <w:bottom w:type="dxa" w:w="80"/>
+              <w:right w:type="dxa" w:w="120"/>
+            </w:tcMar>
+          </w:tcPr>
+          <w:p>
+            <w:r>
+              <w:t xml:space="preserve">Already in repo</w:t>
+            </w:r>
+          </w:p>
+        </w:tc>
+      </w:tr>
+      <w:tr>
+        <w:tc>
+          <w:tcPr>
+            <w:tcW w:type="dxa" w:w="2000"/>
+            <w:tcBorders>
+              <w:top w:val="single" w:color="CCCCCC" w:sz="1"/>
+              <w:left w:val="single" w:color="CCCCCC" w:sz="1"/>
+              <w:bottom w:val="single" w:color="CCCCCC" w:sz="1"/>
+              <w:right w:val="single" w:color="CCCCCC" w:sz="1"/>
+            </w:tcBorders>
+            <w:tcMar>
+              <w:top w:type="dxa" w:w="80"/>
+              <w:left w:type="dxa" w:w="120"/>
+              <w:bottom w:type="dxa" w:w="80"/>
+              <w:right w:type="dxa" w:w="120"/>
+            </w:tcMar>
+          </w:tcPr>
+          <w:p>
+            <w:r>
+              <w:t xml:space="preserve">LangGraph + GraphRAG</w:t>
+            </w:r>
+          </w:p>
+        </w:tc>
+        <w:tc>
+          <w:tcPr>
+            <w:tcW w:type="dxa" w:w="1400"/>
+            <w:tcBorders>
+              <w:top w:val="single" w:color="CCCCCC" w:sz="1"/>
+              <w:left w:val="single" w:color="CCCCCC" w:sz="1"/>
+              <w:bottom w:val="single" w:color="CCCCCC" w:sz="1"/>
+              <w:right w:val="single" w:color="CCCCCC" w:sz="1"/>
+            </w:tcBorders>
+            <w:tcMar>
+              <w:top w:type="dxa" w:w="80"/>
+              <w:left w:type="dxa" w:w="120"/>
+              <w:bottom w:type="dxa" w:w="80"/>
+              <w:right w:type="dxa" w:w="120"/>
+            </w:tcMar>
+          </w:tcPr>
+          <w:p>
+            <w:r>
+              <w:t xml:space="preserve">Code</w:t>
+            </w:r>
+          </w:p>
+        </w:tc>
+        <w:tc>
+          <w:tcPr>
+            <w:tcW w:type="dxa" w:w="1800"/>
+            <w:tcBorders>
+              <w:top w:val="single" w:color="CCCCCC" w:sz="1"/>
+              <w:left w:val="single" w:color="CCCCCC" w:sz="1"/>
+              <w:bottom w:val="single" w:color="CCCCCC" w:sz="1"/>
+              <w:right w:val="single" w:color="CCCCCC" w:sz="1"/>
+            </w:tcBorders>
+            <w:tcMar>
+              <w:top w:type="dxa" w:w="80"/>
+              <w:left w:type="dxa" w:w="120"/>
+              <w:bottom w:type="dxa" w:w="80"/>
+              <w:right w:type="dxa" w:w="120"/>
+            </w:tcMar>
+          </w:tcPr>
+          <w:p>
+            <w:r>
+              <w:t xml:space="preserve">Existing engine</w:t>
+            </w:r>
+          </w:p>
+        </w:tc>
+        <w:tc>
+          <w:tcPr>
+            <w:tcW w:type="dxa" w:w="2000"/>
+            <w:tcBorders>
+              <w:top w:val="single" w:color="CCCCCC" w:sz="1"/>
+              <w:left w:val="single" w:color="CCCCCC" w:sz="1"/>
+              <w:bottom w:val="single" w:color="CCCCCC" w:sz="1"/>
+              <w:right w:val="single" w:color="CCCCCC" w:sz="1"/>
+            </w:tcBorders>
+            <w:tcMar>
+              <w:top w:type="dxa" w:w="80"/>
+              <w:left w:type="dxa" w:w="120"/>
+              <w:bottom w:type="dxa" w:w="80"/>
+              <w:right w:type="dxa" w:w="120"/>
+            </w:tcMar>
+          </w:tcPr>
+          <w:p>
+            <w:r>
+              <w:t xml:space="preserve">No runtime diagnosis</w:t>
+            </w:r>
+          </w:p>
+        </w:tc>
+        <w:tc>
+          <w:tcPr>
+            <w:tcW w:type="dxa" w:w="2160"/>
+            <w:tcBorders>
+              <w:top w:val="single" w:color="CCCCCC" w:sz="1"/>
+              <w:left w:val="single" w:color="CCCCCC" w:sz="1"/>
+              <w:bottom w:val="single" w:color="CCCCCC" w:sz="1"/>
+              <w:right w:val="single" w:color="CCCCCC" w:sz="1"/>
+            </w:tcBorders>
+            <w:tcMar>
+              <w:top w:type="dxa" w:w="80"/>
+              <w:left w:type="dxa" w:w="120"/>
+              <w:bottom w:type="dxa" w:w="80"/>
+              <w:right w:type="dxa" w:w="120"/>
+            </w:tcMar>
+          </w:tcPr>
+          <w:p>
+            <w:r>
+              <w:t xml:space="preserve">Already in repo</w:t>
+            </w:r>
+          </w:p>
+        </w:tc>
+      </w:tr>
+      <w:tr>
+        <w:tc>
+          <w:tcPr>
+            <w:tcW w:type="dxa" w:w="2000"/>
+            <w:tcBorders>
+              <w:top w:val="single" w:color="CCCCCC" w:sz="1"/>
+              <w:left w:val="single" w:color="CCCCCC" w:sz="1"/>
+              <w:bottom w:val="single" w:color="CCCCCC" w:sz="1"/>
+              <w:right w:val="single" w:color="CCCCCC" w:sz="1"/>
+            </w:tcBorders>
+            <w:tcMar>
+              <w:top w:type="dxa" w:w="80"/>
+              <w:left w:type="dxa" w:w="120"/>
+              <w:bottom w:type="dxa" w:w="80"/>
+              <w:right w:type="dxa" w:w="120"/>
+            </w:tcMar>
+          </w:tcPr>
+          <w:p>
+            <w:r>
+              <w:t xml:space="preserve">Case management API</w:t>
+            </w:r>
+          </w:p>
+        </w:tc>
+        <w:tc>
+          <w:tcPr>
+            <w:tcW w:type="dxa" w:w="1400"/>
+            <w:tcBorders>
+              <w:top w:val="single" w:color="CCCCCC" w:sz="1"/>
+              <w:left w:val="single" w:color="CCCCCC" w:sz="1"/>
+              <w:bottom w:val="single" w:color="CCCCCC" w:sz="1"/>
+              <w:right w:val="single" w:color="CCCCCC" w:sz="1"/>
+            </w:tcBorders>
+            <w:tcMar>
+              <w:top w:type="dxa" w:w="80"/>
+              <w:left w:type="dxa" w:w="120"/>
+              <w:bottom w:type="dxa" w:w="80"/>
+              <w:right w:type="dxa" w:w="120"/>
+            </w:tcMar>
+          </w:tcPr>
+          <w:p>
+            <w:r>
+              <w:t xml:space="preserve">Integration</w:t>
+            </w:r>
+          </w:p>
+        </w:tc>
+        <w:tc>
+          <w:tcPr>
+            <w:tcW w:type="dxa" w:w="1800"/>
+            <w:tcBorders>
+              <w:top w:val="single" w:color="CCCCCC" w:sz="1"/>
+              <w:left w:val="single" w:color="CCCCCC" w:sz="1"/>
+              <w:bottom w:val="single" w:color="CCCCCC" w:sz="1"/>
+              <w:right w:val="single" w:color="CCCCCC" w:sz="1"/>
+            </w:tcBorders>
+            <w:tcMar>
+              <w:top w:type="dxa" w:w="80"/>
+              <w:left w:type="dxa" w:w="120"/>
+              <w:bottom w:type="dxa" w:w="80"/>
+              <w:right w:type="dxa" w:w="120"/>
+            </w:tcMar>
+          </w:tcPr>
+          <w:p>
+            <w:r>
+              <w:t xml:space="preserve">JSON file (POC)</w:t>
+            </w:r>
+          </w:p>
+        </w:tc>
+        <w:tc>
+          <w:tcPr>
+            <w:tcW w:type="dxa" w:w="2000"/>
+            <w:tcBorders>
+              <w:top w:val="single" w:color="CCCCCC" w:sz="1"/>
+              <w:left w:val="single" w:color="CCCCCC" w:sz="1"/>
+              <w:bottom w:val="single" w:color="CCCCCC" w:sz="1"/>
+              <w:right w:val="single" w:color="CCCCCC" w:sz="1"/>
+            </w:tcBorders>
+            <w:tcMar>
+              <w:top w:type="dxa" w:w="80"/>
+              <w:left w:type="dxa" w:w="120"/>
+              <w:bottom w:type="dxa" w:w="80"/>
+              <w:right w:type="dxa" w:w="120"/>
+            </w:tcMar>
+          </w:tcPr>
+          <w:p>
+            <w:r>
+              <w:t xml:space="preserve">No agent workflow</w:t>
+            </w:r>
+          </w:p>
+        </w:tc>
+        <w:tc>
+          <w:tcPr>
+            <w:tcW w:type="dxa" w:w="2160"/>
+            <w:tcBorders>
+              <w:top w:val="single" w:color="CCCCCC" w:sz="1"/>
+              <w:left w:val="single" w:color="CCCCCC" w:sz="1"/>
+              <w:bottom w:val="single" w:color="CCCCCC" w:sz="1"/>
+              <w:right w:val="single" w:color="CCCCCC" w:sz="1"/>
+            </w:tcBorders>
+            <w:tcMar>
+              <w:top w:type="dxa" w:w="80"/>
+              <w:left w:type="dxa" w:w="120"/>
+              <w:bottom w:type="dxa" w:w="80"/>
+              <w:right w:type="dxa" w:w="120"/>
+            </w:tcMar>
+          </w:tcPr>
+          <w:p>
+            <w:r>
+              <w:t xml:space="preserve">Streamlit dashboard</w:t>
+            </w:r>
+          </w:p>
+        </w:tc>
+      </w:tr>
+      <w:tr>
+        <w:tc>
+          <w:tcPr>
+            <w:tcW w:type="dxa" w:w="2000"/>
+            <w:tcBorders>
+              <w:top w:val="single" w:color="CCCCCC" w:sz="1"/>
+              <w:left w:val="single" w:color="CCCCCC" w:sz="1"/>
+              <w:bottom w:val="single" w:color="CCCCCC" w:sz="1"/>
+              <w:right w:val="single" w:color="CCCCCC" w:sz="1"/>
+            </w:tcBorders>
+            <w:tcMar>
+              <w:top w:type="dxa" w:w="80"/>
+              <w:left w:type="dxa" w:w="120"/>
+              <w:bottom w:type="dxa" w:w="80"/>
+              <w:right w:type="dxa" w:w="120"/>
+            </w:tcMar>
+          </w:tcPr>
+          <w:p>
+            <w:r>
+              <w:t xml:space="preserve">SSO / IdP</w:t>
+            </w:r>
+          </w:p>
+        </w:tc>
+        <w:tc>
+          <w:tcPr>
+            <w:tcW w:type="dxa" w:w="1400"/>
+            <w:tcBorders>
+              <w:top w:val="single" w:color="CCCCCC" w:sz="1"/>
+              <w:left w:val="single" w:color="CCCCCC" w:sz="1"/>
+              <w:bottom w:val="single" w:color="CCCCCC" w:sz="1"/>
+              <w:right w:val="single" w:color="CCCCCC" w:sz="1"/>
+            </w:tcBorders>
+            <w:tcMar>
+              <w:top w:type="dxa" w:w="80"/>
+              <w:left w:type="dxa" w:w="120"/>
+              <w:bottom w:type="dxa" w:w="80"/>
+              <w:right w:type="dxa" w:w="120"/>
+            </w:tcMar>
+          </w:tcPr>
+          <w:p>
+            <w:r>
+              <w:t xml:space="preserve">Security</w:t>
+            </w:r>
+          </w:p>
+        </w:tc>
+        <w:tc>
+          <w:tcPr>
+            <w:tcW w:type="dxa" w:w="1800"/>
+            <w:tcBorders>
+              <w:top w:val="single" w:color="CCCCCC" w:sz="1"/>
+              <w:left w:val="single" w:color="CCCCCC" w:sz="1"/>
+              <w:bottom w:val="single" w:color="CCCCCC" w:sz="1"/>
+              <w:right w:val="single" w:color="CCCCCC" w:sz="1"/>
+            </w:tcBorders>
+            <w:tcMar>
+              <w:top w:type="dxa" w:w="80"/>
+              <w:left w:type="dxa" w:w="120"/>
+              <w:bottom w:type="dxa" w:w="80"/>
+              <w:right w:type="dxa" w:w="120"/>
+            </w:tcMar>
+          </w:tcPr>
+          <w:p>
+            <w:r>
+              <w:t xml:space="preserve">Deferred to MVP</w:t>
+            </w:r>
+          </w:p>
+        </w:tc>
+        <w:tc>
+          <w:tcPr>
+            <w:tcW w:type="dxa" w:w="2000"/>
+            <w:tcBorders>
+              <w:top w:val="single" w:color="CCCCCC" w:sz="1"/>
+              <w:left w:val="single" w:color="CCCCCC" w:sz="1"/>
+              <w:bottom w:val="single" w:color="CCCCCC" w:sz="1"/>
+              <w:right w:val="single" w:color="CCCCCC" w:sz="1"/>
+            </w:tcBorders>
+            <w:tcMar>
+              <w:top w:type="dxa" w:w="80"/>
+              <w:left w:type="dxa" w:w="120"/>
+              <w:bottom w:type="dxa" w:w="80"/>
+              <w:right w:type="dxa" w:w="120"/>
+            </w:tcMar>
+          </w:tcPr>
+          <w:p>
+            <w:r>
+              <w:t xml:space="preserve">No agent pilot</w:t>
+            </w:r>
+          </w:p>
+        </w:tc>
+        <w:tc>
+          <w:tcPr>
+            <w:tcW w:type="dxa" w:w="2160"/>
+            <w:tcBorders>
+              <w:top w:val="single" w:color="CCCCCC" w:sz="1"/>
+              <w:left w:val="single" w:color="CCCCCC" w:sz="1"/>
+              <w:bottom w:val="single" w:color="CCCCCC" w:sz="1"/>
+              <w:right w:val="single" w:color="CCCCCC" w:sz="1"/>
+            </w:tcBorders>
+            <w:tcMar>
+              <w:top w:type="dxa" w:w="80"/>
+              <w:left w:type="dxa" w:w="120"/>
+              <w:bottom w:type="dxa" w:w="80"/>
+              <w:right w:type="dxa" w:w="120"/>
+            </w:tcMar>
+          </w:tcPr>
+          <w:p>
+            <w:r>
+              <w:t xml:space="preserve">Demo auth only</w:t>
+            </w:r>
+          </w:p>
+        </w:tc>
+      </w:tr>
+    </w:tbl>
+    <w:p>
+      <w:pPr>
+        <w:spacing w:after="200"/>
+      </w:pPr>
     </w:p>
     <w:p>
       <w:r>
@@ -16397,7 +18567,7 @@
         <w:spacing w:after="120"/>
       </w:pPr>
       <w:r>
-        <w:t xml:space="preserve">populate_graph.py remains the stable Load primitive throughout all phases. Enterprise differentiation comes from governed Extract/Transform, provenance, integrations, and knowledge engineering throughput — not from replacing the graph diagnosis pattern already demonstrated in this codebase.</w:t>
+        <w:t xml:space="preserve">If the graph diagnosis pattern is validated during POC, populate_graph.py may serve as the Load primitive. That is a hypothesis — not confirmed. Enterprise differentiation would come from governed Extract/Transform, provenance, integrations, and knowledge engineering throughput on real client data.</w:t>
       </w:r>
     </w:p>
     <w:p>
@@ -16418,7 +18588,7 @@
         <w:spacing w:after="80"/>
       </w:pPr>
       <w:r>
-        <w:t xml:space="preserve">01-Architecture-and-Solution-Design.docx</w:t>
+        <w:t xml:space="preserve">12-Solution-Approach-and-Delivery-Methodology.docx — approach, rationale, and phased delivery method</w:t>
       </w:r>
     </w:p>
     <w:p>
@@ -16431,7 +18601,7 @@
         <w:spacing w:after="80"/>
       </w:pPr>
       <w:r>
-        <w:t xml:space="preserve">02-Knowledge-Graph-Ontology-and-GraphRAG-Deep-Dive.docx</w:t>
+        <w:t xml:space="preserve">11-Enterprise-Delivery-Assumptions-Dependencies-and-Open-Questions.docx — authoritative assumptions register (read first)</w:t>
       </w:r>
     </w:p>
     <w:p>
@@ -16444,7 +18614,7 @@
         <w:spacing w:after="80"/>
       </w:pPr>
       <w:r>
-        <w:t xml:space="preserve">03-Beginners-Guide-Everything-Under-the-Hood.docx</w:t>
+        <w:t xml:space="preserve">01-Architecture-and-Solution-Design.docx</w:t>
       </w:r>
     </w:p>
     <w:p>
@@ -16457,7 +18627,7 @@
         <w:spacing w:after="80"/>
       </w:pPr>
       <w:r>
-        <w:t xml:space="preserve">04-Cypher-Query-Walkthrough-with-Diagrams.docx</w:t>
+        <w:t xml:space="preserve">02-Knowledge-Graph-Ontology-and-GraphRAG-Deep-Dive.docx</w:t>
       </w:r>
     </w:p>
     <w:p>
@@ -16470,7 +18640,54 @@
         <w:spacing w:after="80"/>
       </w:pPr>
       <w:r>
+        <w:t xml:space="preserve">03-Beginners-Guide-Everything-Under-the-Hood.docx</w:t>
+      </w:r>
+    </w:p>
+    <w:p>
+      <w:pPr>
+        <w:pStyle w:val="ListParagraph"/>
+        <w:numPr>
+          <w:ilvl w:val="0"/>
+          <w:numId w:val="2"/>
+        </w:numPr>
+        <w:spacing w:after="80"/>
+      </w:pPr>
+      <w:r>
+        <w:t xml:space="preserve">04-Cypher-Query-Walkthrough-with-Diagrams.docx</w:t>
+      </w:r>
+    </w:p>
+    <w:p>
+      <w:pPr>
+        <w:pStyle w:val="ListParagraph"/>
+        <w:numPr>
+          <w:ilvl w:val="0"/>
+          <w:numId w:val="2"/>
+        </w:numPr>
+        <w:spacing w:after="80"/>
+      </w:pPr>
+      <w:r>
+        <w:t xml:space="preserve">10-Production-Pipelines-and-Phased-Roadmap.docx</w:t>
+      </w:r>
+    </w:p>
+    <w:p>
+      <w:pPr>
+        <w:pStyle w:val="ListParagraph"/>
+        <w:numPr>
+          <w:ilvl w:val="0"/>
+          <w:numId w:val="2"/>
+        </w:numPr>
+        <w:spacing w:after="80"/>
+      </w:pPr>
+      <w:r>
         <w:t xml:space="preserve">Repository: graph/populate_graph.py, graph/enterprise_pipeline/pipeline.py, graph/graph_rag.py</w:t>
+      </w:r>
+    </w:p>
+    <w:p>
+      <w:pPr>
+        <w:spacing w:after="120"/>
+      </w:pPr>
+      <w:r>
+        <w:t xml:space="preserve">Note: Nothing is validated today. Estimates and phase scope are hypotheses. The reference demo does not confirm feasibility. See Document 11 — all assumptions are status H until client evidence moves them to V.</w:t>
       </w:r>
     </w:p>
     <w:sectPr>
